--- a/Tuan3/HaHoangAnh_23688631_Tuan3.docx
+++ b/Tuan3/HaHoangAnh_23688631_Tuan3.docx
@@ -88,6 +88,7 @@
         <w:rPr>
           <w:b/>
           <w:bCs/>
+          <w:noProof/>
           <w:sz w:val="28"/>
           <w:szCs w:val="32"/>
         </w:rPr>
@@ -131,6 +132,7 @@
         <w:rPr>
           <w:b/>
           <w:bCs/>
+          <w:noProof/>
           <w:sz w:val="28"/>
           <w:szCs w:val="32"/>
         </w:rPr>
@@ -223,6 +225,7 @@
         <w:rPr>
           <w:b/>
           <w:bCs/>
+          <w:noProof/>
           <w:sz w:val="28"/>
           <w:szCs w:val="32"/>
         </w:rPr>
@@ -276,6 +279,7 @@
         <w:rPr>
           <w:b/>
           <w:bCs/>
+          <w:noProof/>
           <w:sz w:val="28"/>
           <w:szCs w:val="32"/>
         </w:rPr>
@@ -329,6 +333,7 @@
         <w:rPr>
           <w:b/>
           <w:bCs/>
+          <w:noProof/>
           <w:sz w:val="28"/>
           <w:szCs w:val="32"/>
         </w:rPr>
@@ -441,6 +446,7 @@
         <w:rPr>
           <w:b/>
           <w:bCs/>
+          <w:noProof/>
           <w:sz w:val="28"/>
           <w:szCs w:val="32"/>
         </w:rPr>
@@ -494,6 +500,7 @@
         <w:rPr>
           <w:b/>
           <w:bCs/>
+          <w:noProof/>
           <w:sz w:val="28"/>
           <w:szCs w:val="32"/>
         </w:rPr>
@@ -586,6 +593,7 @@
         <w:rPr>
           <w:b/>
           <w:bCs/>
+          <w:noProof/>
           <w:sz w:val="28"/>
           <w:szCs w:val="32"/>
         </w:rPr>
@@ -639,6 +647,7 @@
         <w:rPr>
           <w:b/>
           <w:bCs/>
+          <w:noProof/>
           <w:sz w:val="28"/>
           <w:szCs w:val="32"/>
         </w:rPr>
@@ -692,6 +701,7 @@
         <w:rPr>
           <w:b/>
           <w:bCs/>
+          <w:noProof/>
           <w:sz w:val="28"/>
           <w:szCs w:val="32"/>
         </w:rPr>
@@ -804,6 +814,7 @@
         <w:rPr>
           <w:b/>
           <w:bCs/>
+          <w:noProof/>
           <w:sz w:val="28"/>
           <w:szCs w:val="32"/>
         </w:rPr>
@@ -857,6 +868,7 @@
         <w:rPr>
           <w:b/>
           <w:bCs/>
+          <w:noProof/>
           <w:sz w:val="28"/>
           <w:szCs w:val="32"/>
         </w:rPr>
@@ -939,6 +951,7 @@
         <w:rPr>
           <w:b/>
           <w:bCs/>
+          <w:noProof/>
           <w:sz w:val="28"/>
           <w:szCs w:val="32"/>
         </w:rPr>
@@ -992,6 +1005,7 @@
         <w:rPr>
           <w:b/>
           <w:bCs/>
+          <w:noProof/>
           <w:sz w:val="28"/>
           <w:szCs w:val="32"/>
         </w:rPr>
@@ -1036,6 +1050,7 @@
         <w:rPr>
           <w:b/>
           <w:bCs/>
+          <w:noProof/>
           <w:sz w:val="28"/>
           <w:szCs w:val="32"/>
         </w:rPr>
@@ -1056,6 +1071,282 @@
                   </pic:nvPicPr>
                   <pic:blipFill>
                     <a:blip r:embed="rId19"/>
+                    <a:stretch>
+                      <a:fillRect/>
+                    </a:stretch>
+                  </pic:blipFill>
+                  <pic:spPr>
+                    <a:xfrm>
+                      <a:off x="0" y="0"/>
+                      <a:ext cx="5943600" cy="3343275"/>
+                    </a:xfrm>
+                    <a:prstGeom prst="rect">
+                      <a:avLst/>
+                    </a:prstGeom>
+                  </pic:spPr>
+                </pic:pic>
+              </a:graphicData>
+            </a:graphic>
+          </wp:inline>
+        </w:drawing>
+      </w:r>
+    </w:p>
+    <w:p>
+      <w:pPr>
+        <w:rPr>
+          <w:b/>
+          <w:bCs/>
+          <w:sz w:val="28"/>
+          <w:szCs w:val="32"/>
+        </w:rPr>
+      </w:pPr>
+    </w:p>
+    <w:p>
+      <w:pPr>
+        <w:rPr>
+          <w:b/>
+          <w:bCs/>
+          <w:sz w:val="28"/>
+          <w:szCs w:val="32"/>
+        </w:rPr>
+      </w:pPr>
+      <w:r>
+        <w:rPr>
+          <w:b/>
+          <w:bCs/>
+          <w:sz w:val="28"/>
+          <w:szCs w:val="32"/>
+        </w:rPr>
+        <w:br w:type="page"/>
+      </w:r>
+    </w:p>
+    <w:p>
+      <w:pPr>
+        <w:rPr>
+          <w:b/>
+          <w:bCs/>
+          <w:sz w:val="28"/>
+          <w:szCs w:val="32"/>
+        </w:rPr>
+      </w:pPr>
+      <w:r>
+        <w:rPr>
+          <w:b/>
+          <w:bCs/>
+          <w:sz w:val="28"/>
+          <w:szCs w:val="32"/>
+        </w:rPr>
+        <w:lastRenderedPageBreak/>
+        <w:t>Bài tập:</w:t>
+      </w:r>
+    </w:p>
+    <w:p>
+      <w:pPr>
+        <w:rPr>
+          <w:b/>
+          <w:bCs/>
+          <w:sz w:val="28"/>
+          <w:szCs w:val="32"/>
+        </w:rPr>
+      </w:pPr>
+      <w:r>
+        <w:rPr>
+          <w:b/>
+          <w:bCs/>
+          <w:sz w:val="28"/>
+          <w:szCs w:val="32"/>
+        </w:rPr>
+        <w:t>Tổng hợp Giờ 1 + 2 + 3</w:t>
+      </w:r>
+    </w:p>
+    <w:p>
+      <w:pPr>
+        <w:rPr>
+          <w:b/>
+          <w:bCs/>
+          <w:sz w:val="28"/>
+          <w:szCs w:val="32"/>
+        </w:rPr>
+      </w:pPr>
+      <w:r>
+        <w:rPr>
+          <w:b/>
+          <w:bCs/>
+          <w:sz w:val="28"/>
+          <w:szCs w:val="32"/>
+        </w:rPr>
+        <w:drawing>
+          <wp:inline distT="0" distB="0" distL="0" distR="0" wp14:anchorId="6EBFB446" wp14:editId="2EB36E9B">
+            <wp:extent cx="5943600" cy="3343275"/>
+            <wp:effectExtent l="0" t="0" r="0" b="9525"/>
+            <wp:docPr id="1359130126" name="Picture 1"/>
+            <wp:cNvGraphicFramePr>
+              <a:graphicFrameLocks xmlns:a="http://schemas.openxmlformats.org/drawingml/2006/main" noChangeAspect="1"/>
+            </wp:cNvGraphicFramePr>
+            <a:graphic xmlns:a="http://schemas.openxmlformats.org/drawingml/2006/main">
+              <a:graphicData uri="http://schemas.openxmlformats.org/drawingml/2006/picture">
+                <pic:pic xmlns:pic="http://schemas.openxmlformats.org/drawingml/2006/picture">
+                  <pic:nvPicPr>
+                    <pic:cNvPr id="1359130126" name=""/>
+                    <pic:cNvPicPr/>
+                  </pic:nvPicPr>
+                  <pic:blipFill>
+                    <a:blip r:embed="rId20"/>
+                    <a:stretch>
+                      <a:fillRect/>
+                    </a:stretch>
+                  </pic:blipFill>
+                  <pic:spPr>
+                    <a:xfrm>
+                      <a:off x="0" y="0"/>
+                      <a:ext cx="5943600" cy="3343275"/>
+                    </a:xfrm>
+                    <a:prstGeom prst="rect">
+                      <a:avLst/>
+                    </a:prstGeom>
+                  </pic:spPr>
+                </pic:pic>
+              </a:graphicData>
+            </a:graphic>
+          </wp:inline>
+        </w:drawing>
+      </w:r>
+    </w:p>
+    <w:p>
+      <w:pPr>
+        <w:rPr>
+          <w:b/>
+          <w:bCs/>
+          <w:sz w:val="28"/>
+          <w:szCs w:val="32"/>
+        </w:rPr>
+      </w:pPr>
+    </w:p>
+    <w:p>
+      <w:pPr>
+        <w:rPr>
+          <w:b/>
+          <w:bCs/>
+          <w:sz w:val="28"/>
+          <w:szCs w:val="32"/>
+        </w:rPr>
+      </w:pPr>
+      <w:r>
+        <w:rPr>
+          <w:b/>
+          <w:bCs/>
+          <w:sz w:val="28"/>
+          <w:szCs w:val="32"/>
+        </w:rPr>
+        <w:br w:type="page"/>
+      </w:r>
+    </w:p>
+    <w:p>
+      <w:pPr>
+        <w:rPr>
+          <w:b/>
+          <w:bCs/>
+          <w:sz w:val="28"/>
+          <w:szCs w:val="32"/>
+        </w:rPr>
+      </w:pPr>
+      <w:r>
+        <w:rPr>
+          <w:b/>
+          <w:bCs/>
+          <w:sz w:val="28"/>
+          <w:szCs w:val="32"/>
+        </w:rPr>
+        <w:lastRenderedPageBreak/>
+        <w:t>Giao diện:</w:t>
+      </w:r>
+    </w:p>
+    <w:p>
+      <w:pPr>
+        <w:rPr>
+          <w:b/>
+          <w:bCs/>
+          <w:sz w:val="28"/>
+          <w:szCs w:val="32"/>
+        </w:rPr>
+      </w:pPr>
+      <w:r>
+        <w:rPr>
+          <w:b/>
+          <w:bCs/>
+          <w:sz w:val="28"/>
+          <w:szCs w:val="32"/>
+        </w:rPr>
+        <w:drawing>
+          <wp:inline distT="0" distB="0" distL="0" distR="0" wp14:anchorId="0DADE8F4" wp14:editId="695C7F66">
+            <wp:extent cx="5943600" cy="3343275"/>
+            <wp:effectExtent l="0" t="0" r="0" b="9525"/>
+            <wp:docPr id="540640007" name="Picture 1"/>
+            <wp:cNvGraphicFramePr>
+              <a:graphicFrameLocks xmlns:a="http://schemas.openxmlformats.org/drawingml/2006/main" noChangeAspect="1"/>
+            </wp:cNvGraphicFramePr>
+            <a:graphic xmlns:a="http://schemas.openxmlformats.org/drawingml/2006/main">
+              <a:graphicData uri="http://schemas.openxmlformats.org/drawingml/2006/picture">
+                <pic:pic xmlns:pic="http://schemas.openxmlformats.org/drawingml/2006/picture">
+                  <pic:nvPicPr>
+                    <pic:cNvPr id="540640007" name=""/>
+                    <pic:cNvPicPr/>
+                  </pic:nvPicPr>
+                  <pic:blipFill>
+                    <a:blip r:embed="rId21"/>
+                    <a:stretch>
+                      <a:fillRect/>
+                    </a:stretch>
+                  </pic:blipFill>
+                  <pic:spPr>
+                    <a:xfrm>
+                      <a:off x="0" y="0"/>
+                      <a:ext cx="5943600" cy="3343275"/>
+                    </a:xfrm>
+                    <a:prstGeom prst="rect">
+                      <a:avLst/>
+                    </a:prstGeom>
+                  </pic:spPr>
+                </pic:pic>
+              </a:graphicData>
+            </a:graphic>
+          </wp:inline>
+        </w:drawing>
+      </w:r>
+    </w:p>
+    <w:p>
+      <w:pPr>
+        <w:rPr>
+          <w:b/>
+          <w:bCs/>
+          <w:sz w:val="28"/>
+          <w:szCs w:val="32"/>
+        </w:rPr>
+      </w:pPr>
+      <w:r>
+        <w:rPr>
+          <w:b/>
+          <w:bCs/>
+          <w:sz w:val="28"/>
+          <w:szCs w:val="32"/>
+        </w:rPr>
+        <w:drawing>
+          <wp:inline distT="0" distB="0" distL="0" distR="0" wp14:anchorId="0B773D6A" wp14:editId="1EB0BFD4">
+            <wp:extent cx="5943600" cy="3343275"/>
+            <wp:effectExtent l="0" t="0" r="0" b="9525"/>
+            <wp:docPr id="680212988" name="Picture 1"/>
+            <wp:cNvGraphicFramePr>
+              <a:graphicFrameLocks xmlns:a="http://schemas.openxmlformats.org/drawingml/2006/main" noChangeAspect="1"/>
+            </wp:cNvGraphicFramePr>
+            <a:graphic xmlns:a="http://schemas.openxmlformats.org/drawingml/2006/main">
+              <a:graphicData uri="http://schemas.openxmlformats.org/drawingml/2006/picture">
+                <pic:pic xmlns:pic="http://schemas.openxmlformats.org/drawingml/2006/picture">
+                  <pic:nvPicPr>
+                    <pic:cNvPr id="680212988" name=""/>
+                    <pic:cNvPicPr/>
+                  </pic:nvPicPr>
+                  <pic:blipFill>
+                    <a:blip r:embed="rId22"/>
                     <a:stretch>
                       <a:fillRect/>
                     </a:stretch>
